--- a/format/md-22/06_AE_SAE_Reporting_Forms_Template.docx
+++ b/format/md-22/06_AE_SAE_Reporting_Forms_Template.docx
@@ -42,7 +42,7 @@
     </w:p>
     <w:tbl>
       <w:tblPr>
-        <w:tblW w:type="dxa" w:w="8906"/>
+        <w:tblW w:w="5000" w:type="pct"/>
         <w:jc w:val="left"/>
         <w:tblLayout w:type="fixed"/>
         <w:tblLook w:firstColumn="1" w:firstRow="1" w:lastColumn="0" w:lastRow="0" w:noHBand="0" w:noVBand="1" w:val="04A0"/>
@@ -58,7 +58,7 @@
         </w:trPr>
         <w:tc>
           <w:tcPr>
-            <w:tcW w:type="dxa" w:w="2300"/>
+            <w:tcW w:w="0" w:type="auto"/>
             <w:tcMar>
               <w:top w:w="90" w:type="dxa"/>
               <w:start w:w="110" w:type="dxa"/>
@@ -97,7 +97,7 @@
         </w:tc>
         <w:tc>
           <w:tcPr>
-            <w:tcW w:type="dxa" w:w="6606"/>
+            <w:tcW w:w="0" w:type="auto"/>
             <w:tcMar>
               <w:top w:w="90" w:type="dxa"/>
               <w:start w:w="110" w:type="dxa"/>
@@ -140,7 +140,7 @@
         </w:trPr>
         <w:tc>
           <w:tcPr>
-            <w:tcW w:type="dxa" w:w="2300"/>
+            <w:tcW w:w="0" w:type="auto"/>
             <w:tcMar>
               <w:top w:w="90" w:type="dxa"/>
               <w:start w:w="110" w:type="dxa"/>
@@ -179,7 +179,7 @@
         </w:tc>
         <w:tc>
           <w:tcPr>
-            <w:tcW w:type="dxa" w:w="6606"/>
+            <w:tcW w:w="0" w:type="auto"/>
             <w:tcMar>
               <w:top w:w="90" w:type="dxa"/>
               <w:start w:w="110" w:type="dxa"/>
@@ -222,7 +222,7 @@
         </w:trPr>
         <w:tc>
           <w:tcPr>
-            <w:tcW w:type="dxa" w:w="2300"/>
+            <w:tcW w:w="0" w:type="auto"/>
             <w:tcMar>
               <w:top w:w="90" w:type="dxa"/>
               <w:start w:w="110" w:type="dxa"/>
@@ -261,7 +261,7 @@
         </w:tc>
         <w:tc>
           <w:tcPr>
-            <w:tcW w:type="dxa" w:w="6606"/>
+            <w:tcW w:w="0" w:type="auto"/>
             <w:tcMar>
               <w:top w:w="90" w:type="dxa"/>
               <w:start w:w="110" w:type="dxa"/>
@@ -304,7 +304,7 @@
         </w:trPr>
         <w:tc>
           <w:tcPr>
-            <w:tcW w:type="dxa" w:w="2300"/>
+            <w:tcW w:w="0" w:type="auto"/>
             <w:tcMar>
               <w:top w:w="90" w:type="dxa"/>
               <w:start w:w="110" w:type="dxa"/>
@@ -343,7 +343,7 @@
         </w:tc>
         <w:tc>
           <w:tcPr>
-            <w:tcW w:type="dxa" w:w="6606"/>
+            <w:tcW w:w="0" w:type="auto"/>
             <w:tcMar>
               <w:top w:w="90" w:type="dxa"/>
               <w:start w:w="110" w:type="dxa"/>
@@ -406,7 +406,7 @@
     </w:p>
     <w:tbl>
       <w:tblPr>
-        <w:tblW w:type="dxa" w:w="8906"/>
+        <w:tblW w:w="5000" w:type="pct"/>
         <w:jc w:val="left"/>
         <w:tblLayout w:type="fixed"/>
         <w:tblLook w:firstColumn="1" w:firstRow="1" w:lastColumn="0" w:lastRow="0" w:noHBand="0" w:noVBand="1" w:val="04A0"/>
@@ -422,7 +422,7 @@
         </w:trPr>
         <w:tc>
           <w:tcPr>
-            <w:tcW w:type="dxa" w:w="2700"/>
+            <w:tcW w:w="0" w:type="auto"/>
             <w:tcMar>
               <w:top w:w="90" w:type="dxa"/>
               <w:start w:w="110" w:type="dxa"/>
@@ -461,7 +461,7 @@
         </w:tc>
         <w:tc>
           <w:tcPr>
-            <w:tcW w:type="dxa" w:w="6206"/>
+            <w:tcW w:w="0" w:type="auto"/>
             <w:tcMar>
               <w:top w:w="90" w:type="dxa"/>
               <w:start w:w="110" w:type="dxa"/>
@@ -504,7 +504,7 @@
         </w:trPr>
         <w:tc>
           <w:tcPr>
-            <w:tcW w:type="dxa" w:w="2700"/>
+            <w:tcW w:w="0" w:type="auto"/>
             <w:tcMar>
               <w:top w:w="90" w:type="dxa"/>
               <w:start w:w="110" w:type="dxa"/>
@@ -543,7 +543,7 @@
         </w:tc>
         <w:tc>
           <w:tcPr>
-            <w:tcW w:type="dxa" w:w="6206"/>
+            <w:tcW w:w="0" w:type="auto"/>
             <w:tcMar>
               <w:top w:w="90" w:type="dxa"/>
               <w:start w:w="110" w:type="dxa"/>
@@ -586,7 +586,7 @@
         </w:trPr>
         <w:tc>
           <w:tcPr>
-            <w:tcW w:type="dxa" w:w="2700"/>
+            <w:tcW w:w="0" w:type="auto"/>
             <w:tcMar>
               <w:top w:w="90" w:type="dxa"/>
               <w:start w:w="110" w:type="dxa"/>
@@ -625,7 +625,7 @@
         </w:tc>
         <w:tc>
           <w:tcPr>
-            <w:tcW w:type="dxa" w:w="6206"/>
+            <w:tcW w:w="0" w:type="auto"/>
             <w:tcMar>
               <w:top w:w="90" w:type="dxa"/>
               <w:start w:w="110" w:type="dxa"/>
@@ -668,7 +668,7 @@
         </w:trPr>
         <w:tc>
           <w:tcPr>
-            <w:tcW w:type="dxa" w:w="2700"/>
+            <w:tcW w:w="0" w:type="auto"/>
             <w:tcMar>
               <w:top w:w="90" w:type="dxa"/>
               <w:start w:w="110" w:type="dxa"/>
@@ -707,7 +707,7 @@
         </w:tc>
         <w:tc>
           <w:tcPr>
-            <w:tcW w:type="dxa" w:w="6206"/>
+            <w:tcW w:w="0" w:type="auto"/>
             <w:tcMar>
               <w:top w:w="90" w:type="dxa"/>
               <w:start w:w="110" w:type="dxa"/>
@@ -762,7 +762,7 @@
     </w:p>
     <w:tbl>
       <w:tblPr>
-        <w:tblW w:type="dxa" w:w="8906"/>
+        <w:tblW w:w="5000" w:type="pct"/>
         <w:jc w:val="left"/>
         <w:tblLayout w:type="fixed"/>
         <w:tblLook w:firstColumn="1" w:firstRow="1" w:lastColumn="0" w:lastRow="0" w:noHBand="0" w:noVBand="1" w:val="04A0"/>
@@ -778,7 +778,7 @@
         </w:trPr>
         <w:tc>
           <w:tcPr>
-            <w:tcW w:type="dxa" w:w="2700"/>
+            <w:tcW w:w="0" w:type="auto"/>
             <w:tcMar>
               <w:top w:w="90" w:type="dxa"/>
               <w:start w:w="110" w:type="dxa"/>
@@ -817,7 +817,7 @@
         </w:tc>
         <w:tc>
           <w:tcPr>
-            <w:tcW w:type="dxa" w:w="6206"/>
+            <w:tcW w:w="0" w:type="auto"/>
             <w:tcMar>
               <w:top w:w="90" w:type="dxa"/>
               <w:start w:w="110" w:type="dxa"/>
@@ -860,7 +860,7 @@
         </w:trPr>
         <w:tc>
           <w:tcPr>
-            <w:tcW w:type="dxa" w:w="2700"/>
+            <w:tcW w:w="0" w:type="auto"/>
             <w:tcMar>
               <w:top w:w="90" w:type="dxa"/>
               <w:start w:w="110" w:type="dxa"/>
@@ -899,7 +899,7 @@
         </w:tc>
         <w:tc>
           <w:tcPr>
-            <w:tcW w:type="dxa" w:w="6206"/>
+            <w:tcW w:w="0" w:type="auto"/>
             <w:tcMar>
               <w:top w:w="90" w:type="dxa"/>
               <w:start w:w="110" w:type="dxa"/>
@@ -942,7 +942,7 @@
         </w:trPr>
         <w:tc>
           <w:tcPr>
-            <w:tcW w:type="dxa" w:w="2700"/>
+            <w:tcW w:w="0" w:type="auto"/>
             <w:tcMar>
               <w:top w:w="90" w:type="dxa"/>
               <w:start w:w="110" w:type="dxa"/>
@@ -981,7 +981,7 @@
         </w:tc>
         <w:tc>
           <w:tcPr>
-            <w:tcW w:type="dxa" w:w="6206"/>
+            <w:tcW w:w="0" w:type="auto"/>
             <w:tcMar>
               <w:top w:w="90" w:type="dxa"/>
               <w:start w:w="110" w:type="dxa"/>
@@ -1026,7 +1026,7 @@
         </w:trPr>
         <w:tc>
           <w:tcPr>
-            <w:tcW w:type="dxa" w:w="2700"/>
+            <w:tcW w:w="0" w:type="auto"/>
             <w:tcMar>
               <w:top w:w="90" w:type="dxa"/>
               <w:start w:w="110" w:type="dxa"/>
@@ -1065,7 +1065,7 @@
         </w:tc>
         <w:tc>
           <w:tcPr>
-            <w:tcW w:type="dxa" w:w="6206"/>
+            <w:tcW w:w="0" w:type="auto"/>
             <w:tcMar>
               <w:top w:w="90" w:type="dxa"/>
               <w:start w:w="110" w:type="dxa"/>
@@ -1108,7 +1108,7 @@
         </w:trPr>
         <w:tc>
           <w:tcPr>
-            <w:tcW w:type="dxa" w:w="2700"/>
+            <w:tcW w:w="0" w:type="auto"/>
             <w:tcMar>
               <w:top w:w="90" w:type="dxa"/>
               <w:start w:w="110" w:type="dxa"/>
@@ -1147,7 +1147,7 @@
         </w:tc>
         <w:tc>
           <w:tcPr>
-            <w:tcW w:type="dxa" w:w="6206"/>
+            <w:tcW w:w="0" w:type="auto"/>
             <w:tcMar>
               <w:top w:w="90" w:type="dxa"/>
               <w:start w:w="110" w:type="dxa"/>
@@ -1190,7 +1190,7 @@
         </w:trPr>
         <w:tc>
           <w:tcPr>
-            <w:tcW w:type="dxa" w:w="2700"/>
+            <w:tcW w:w="0" w:type="auto"/>
             <w:tcMar>
               <w:top w:w="90" w:type="dxa"/>
               <w:start w:w="110" w:type="dxa"/>
@@ -1229,7 +1229,7 @@
         </w:tc>
         <w:tc>
           <w:tcPr>
-            <w:tcW w:type="dxa" w:w="6206"/>
+            <w:tcW w:w="0" w:type="auto"/>
             <w:tcMar>
               <w:top w:w="90" w:type="dxa"/>
               <w:start w:w="110" w:type="dxa"/>
@@ -1272,7 +1272,7 @@
         </w:trPr>
         <w:tc>
           <w:tcPr>
-            <w:tcW w:type="dxa" w:w="2700"/>
+            <w:tcW w:w="0" w:type="auto"/>
             <w:tcMar>
               <w:top w:w="90" w:type="dxa"/>
               <w:start w:w="110" w:type="dxa"/>
@@ -1311,7 +1311,7 @@
         </w:tc>
         <w:tc>
           <w:tcPr>
-            <w:tcW w:type="dxa" w:w="6206"/>
+            <w:tcW w:w="0" w:type="auto"/>
             <w:tcMar>
               <w:top w:w="90" w:type="dxa"/>
               <w:start w:w="110" w:type="dxa"/>
@@ -1355,7 +1355,7 @@
         </w:trPr>
         <w:tc>
           <w:tcPr>
-            <w:tcW w:type="dxa" w:w="2700"/>
+            <w:tcW w:w="0" w:type="auto"/>
             <w:tcMar>
               <w:top w:w="90" w:type="dxa"/>
               <w:start w:w="110" w:type="dxa"/>
@@ -1394,7 +1394,7 @@
         </w:tc>
         <w:tc>
           <w:tcPr>
-            <w:tcW w:type="dxa" w:w="6206"/>
+            <w:tcW w:w="0" w:type="auto"/>
             <w:tcMar>
               <w:top w:w="90" w:type="dxa"/>
               <w:start w:w="110" w:type="dxa"/>
@@ -1462,7 +1462,7 @@
     </w:p>
     <w:tbl>
       <w:tblPr>
-        <w:tblW w:type="dxa" w:w="8906"/>
+        <w:tblW w:w="5000" w:type="pct"/>
         <w:jc w:val="left"/>
         <w:tblLayout w:type="fixed"/>
         <w:tblLook w:firstColumn="1" w:firstRow="1" w:lastColumn="0" w:lastRow="0" w:noHBand="0" w:noVBand="1" w:val="04A0"/>
@@ -1478,7 +1478,7 @@
         </w:trPr>
         <w:tc>
           <w:tcPr>
-            <w:tcW w:type="dxa" w:w="2700"/>
+            <w:tcW w:w="0" w:type="auto"/>
             <w:tcMar>
               <w:top w:w="90" w:type="dxa"/>
               <w:start w:w="110" w:type="dxa"/>
@@ -1517,7 +1517,7 @@
         </w:tc>
         <w:tc>
           <w:tcPr>
-            <w:tcW w:type="dxa" w:w="6206"/>
+            <w:tcW w:w="0" w:type="auto"/>
             <w:tcMar>
               <w:top w:w="90" w:type="dxa"/>
               <w:start w:w="110" w:type="dxa"/>
@@ -1560,7 +1560,7 @@
         </w:trPr>
         <w:tc>
           <w:tcPr>
-            <w:tcW w:type="dxa" w:w="2700"/>
+            <w:tcW w:w="0" w:type="auto"/>
             <w:tcMar>
               <w:top w:w="90" w:type="dxa"/>
               <w:start w:w="110" w:type="dxa"/>
@@ -1599,7 +1599,7 @@
         </w:tc>
         <w:tc>
           <w:tcPr>
-            <w:tcW w:type="dxa" w:w="6206"/>
+            <w:tcW w:w="0" w:type="auto"/>
             <w:tcMar>
               <w:top w:w="90" w:type="dxa"/>
               <w:start w:w="110" w:type="dxa"/>
@@ -1642,7 +1642,7 @@
         </w:trPr>
         <w:tc>
           <w:tcPr>
-            <w:tcW w:type="dxa" w:w="2700"/>
+            <w:tcW w:w="0" w:type="auto"/>
             <w:tcMar>
               <w:top w:w="90" w:type="dxa"/>
               <w:start w:w="110" w:type="dxa"/>
@@ -1681,7 +1681,7 @@
         </w:tc>
         <w:tc>
           <w:tcPr>
-            <w:tcW w:type="dxa" w:w="6206"/>
+            <w:tcW w:w="0" w:type="auto"/>
             <w:tcMar>
               <w:top w:w="90" w:type="dxa"/>
               <w:start w:w="110" w:type="dxa"/>
@@ -1724,7 +1724,7 @@
         </w:trPr>
         <w:tc>
           <w:tcPr>
-            <w:tcW w:type="dxa" w:w="2700"/>
+            <w:tcW w:w="0" w:type="auto"/>
             <w:tcMar>
               <w:top w:w="90" w:type="dxa"/>
               <w:start w:w="110" w:type="dxa"/>
@@ -1763,7 +1763,7 @@
         </w:tc>
         <w:tc>
           <w:tcPr>
-            <w:tcW w:type="dxa" w:w="6206"/>
+            <w:tcW w:w="0" w:type="auto"/>
             <w:tcMar>
               <w:top w:w="90" w:type="dxa"/>
               <w:start w:w="110" w:type="dxa"/>
@@ -1811,7 +1811,7 @@
         </w:trPr>
         <w:tc>
           <w:tcPr>
-            <w:tcW w:type="dxa" w:w="2700"/>
+            <w:tcW w:w="0" w:type="auto"/>
             <w:tcMar>
               <w:top w:w="90" w:type="dxa"/>
               <w:start w:w="110" w:type="dxa"/>
@@ -1850,7 +1850,7 @@
         </w:tc>
         <w:tc>
           <w:tcPr>
-            <w:tcW w:type="dxa" w:w="6206"/>
+            <w:tcW w:w="0" w:type="auto"/>
             <w:tcMar>
               <w:top w:w="90" w:type="dxa"/>
               <w:start w:w="110" w:type="dxa"/>
@@ -1937,7 +1937,7 @@
     </w:p>
     <w:tbl>
       <w:tblPr>
-        <w:tblW w:type="dxa" w:w="8906"/>
+        <w:tblW w:w="5000" w:type="pct"/>
         <w:jc w:val="left"/>
         <w:tblLayout w:type="fixed"/>
         <w:tblLook w:firstColumn="1" w:firstRow="1" w:lastColumn="0" w:lastRow="0" w:noHBand="0" w:noVBand="1" w:val="04A0"/>
@@ -1953,7 +1953,7 @@
         </w:trPr>
         <w:tc>
           <w:tcPr>
-            <w:tcW w:type="dxa" w:w="2700"/>
+            <w:tcW w:w="0" w:type="auto"/>
             <w:tcMar>
               <w:top w:w="90" w:type="dxa"/>
               <w:start w:w="110" w:type="dxa"/>
@@ -1992,7 +1992,7 @@
         </w:tc>
         <w:tc>
           <w:tcPr>
-            <w:tcW w:type="dxa" w:w="6206"/>
+            <w:tcW w:w="0" w:type="auto"/>
             <w:tcMar>
               <w:top w:w="90" w:type="dxa"/>
               <w:start w:w="110" w:type="dxa"/>
@@ -2035,7 +2035,7 @@
         </w:trPr>
         <w:tc>
           <w:tcPr>
-            <w:tcW w:type="dxa" w:w="2700"/>
+            <w:tcW w:w="0" w:type="auto"/>
             <w:tcMar>
               <w:top w:w="90" w:type="dxa"/>
               <w:start w:w="110" w:type="dxa"/>
@@ -2074,7 +2074,7 @@
         </w:tc>
         <w:tc>
           <w:tcPr>
-            <w:tcW w:type="dxa" w:w="6206"/>
+            <w:tcW w:w="0" w:type="auto"/>
             <w:tcMar>
               <w:top w:w="90" w:type="dxa"/>
               <w:start w:w="110" w:type="dxa"/>
@@ -2117,7 +2117,7 @@
         </w:trPr>
         <w:tc>
           <w:tcPr>
-            <w:tcW w:type="dxa" w:w="2700"/>
+            <w:tcW w:w="0" w:type="auto"/>
             <w:tcMar>
               <w:top w:w="90" w:type="dxa"/>
               <w:start w:w="110" w:type="dxa"/>
@@ -2156,7 +2156,7 @@
         </w:tc>
         <w:tc>
           <w:tcPr>
-            <w:tcW w:type="dxa" w:w="6206"/>
+            <w:tcW w:w="0" w:type="auto"/>
             <w:tcMar>
               <w:top w:w="90" w:type="dxa"/>
               <w:start w:w="110" w:type="dxa"/>
@@ -2199,7 +2199,7 @@
         </w:trPr>
         <w:tc>
           <w:tcPr>
-            <w:tcW w:type="dxa" w:w="2700"/>
+            <w:tcW w:w="0" w:type="auto"/>
             <w:tcMar>
               <w:top w:w="90" w:type="dxa"/>
               <w:start w:w="110" w:type="dxa"/>
@@ -2238,7 +2238,7 @@
         </w:tc>
         <w:tc>
           <w:tcPr>
-            <w:tcW w:type="dxa" w:w="6206"/>
+            <w:tcW w:w="0" w:type="auto"/>
             <w:tcMar>
               <w:top w:w="90" w:type="dxa"/>
               <w:start w:w="110" w:type="dxa"/>
@@ -2293,7 +2293,7 @@
     </w:p>
     <w:tbl>
       <w:tblPr>
-        <w:tblW w:type="dxa" w:w="8906"/>
+        <w:tblW w:w="5000" w:type="pct"/>
         <w:jc w:val="left"/>
         <w:tblLayout w:type="fixed"/>
         <w:tblLook w:firstColumn="1" w:firstRow="1" w:lastColumn="0" w:lastRow="0" w:noHBand="0" w:noVBand="1" w:val="04A0"/>
@@ -2309,7 +2309,7 @@
         </w:trPr>
         <w:tc>
           <w:tcPr>
-            <w:tcW w:type="dxa" w:w="2700"/>
+            <w:tcW w:w="0" w:type="auto"/>
             <w:tcMar>
               <w:top w:w="90" w:type="dxa"/>
               <w:start w:w="110" w:type="dxa"/>
@@ -2348,7 +2348,7 @@
         </w:tc>
         <w:tc>
           <w:tcPr>
-            <w:tcW w:type="dxa" w:w="6206"/>
+            <w:tcW w:w="0" w:type="auto"/>
             <w:tcMar>
               <w:top w:w="90" w:type="dxa"/>
               <w:start w:w="110" w:type="dxa"/>
@@ -2391,7 +2391,7 @@
         </w:trPr>
         <w:tc>
           <w:tcPr>
-            <w:tcW w:type="dxa" w:w="2700"/>
+            <w:tcW w:w="0" w:type="auto"/>
             <w:tcMar>
               <w:top w:w="90" w:type="dxa"/>
               <w:start w:w="110" w:type="dxa"/>
@@ -2430,7 +2430,7 @@
         </w:tc>
         <w:tc>
           <w:tcPr>
-            <w:tcW w:type="dxa" w:w="6206"/>
+            <w:tcW w:w="0" w:type="auto"/>
             <w:tcMar>
               <w:top w:w="90" w:type="dxa"/>
               <w:start w:w="110" w:type="dxa"/>
@@ -2473,7 +2473,7 @@
         </w:trPr>
         <w:tc>
           <w:tcPr>
-            <w:tcW w:type="dxa" w:w="2700"/>
+            <w:tcW w:w="0" w:type="auto"/>
             <w:tcMar>
               <w:top w:w="90" w:type="dxa"/>
               <w:start w:w="110" w:type="dxa"/>
@@ -2512,7 +2512,7 @@
         </w:tc>
         <w:tc>
           <w:tcPr>
-            <w:tcW w:type="dxa" w:w="6206"/>
+            <w:tcW w:w="0" w:type="auto"/>
             <w:tcMar>
               <w:top w:w="90" w:type="dxa"/>
               <w:start w:w="110" w:type="dxa"/>
@@ -2555,7 +2555,7 @@
         </w:trPr>
         <w:tc>
           <w:tcPr>
-            <w:tcW w:type="dxa" w:w="2700"/>
+            <w:tcW w:w="0" w:type="auto"/>
             <w:tcMar>
               <w:top w:w="90" w:type="dxa"/>
               <w:start w:w="110" w:type="dxa"/>
@@ -2594,7 +2594,7 @@
         </w:tc>
         <w:tc>
           <w:tcPr>
-            <w:tcW w:type="dxa" w:w="6206"/>
+            <w:tcW w:w="0" w:type="auto"/>
             <w:tcMar>
               <w:top w:w="90" w:type="dxa"/>
               <w:start w:w="110" w:type="dxa"/>
@@ -2649,7 +2649,7 @@
     </w:p>
     <w:tbl>
       <w:tblPr>
-        <w:tblW w:type="dxa" w:w="8906"/>
+        <w:tblW w:w="5000" w:type="pct"/>
         <w:jc w:val="left"/>
         <w:tblLayout w:type="fixed"/>
         <w:tblLook w:firstColumn="1" w:firstRow="1" w:lastColumn="0" w:lastRow="0" w:noHBand="0" w:noVBand="1" w:val="04A0"/>
@@ -2665,7 +2665,7 @@
         </w:trPr>
         <w:tc>
           <w:tcPr>
-            <w:tcW w:type="dxa" w:w="2700"/>
+            <w:tcW w:w="0" w:type="auto"/>
             <w:tcMar>
               <w:top w:w="90" w:type="dxa"/>
               <w:start w:w="110" w:type="dxa"/>
@@ -2704,7 +2704,7 @@
         </w:tc>
         <w:tc>
           <w:tcPr>
-            <w:tcW w:type="dxa" w:w="6206"/>
+            <w:tcW w:w="0" w:type="auto"/>
             <w:tcMar>
               <w:top w:w="90" w:type="dxa"/>
               <w:start w:w="110" w:type="dxa"/>
@@ -2747,7 +2747,7 @@
         </w:trPr>
         <w:tc>
           <w:tcPr>
-            <w:tcW w:type="dxa" w:w="2700"/>
+            <w:tcW w:w="0" w:type="auto"/>
             <w:tcMar>
               <w:top w:w="90" w:type="dxa"/>
               <w:start w:w="110" w:type="dxa"/>
@@ -2786,7 +2786,7 @@
         </w:tc>
         <w:tc>
           <w:tcPr>
-            <w:tcW w:type="dxa" w:w="6206"/>
+            <w:tcW w:w="0" w:type="auto"/>
             <w:tcMar>
               <w:top w:w="90" w:type="dxa"/>
               <w:start w:w="110" w:type="dxa"/>
@@ -2829,7 +2829,7 @@
         </w:trPr>
         <w:tc>
           <w:tcPr>
-            <w:tcW w:type="dxa" w:w="2700"/>
+            <w:tcW w:w="0" w:type="auto"/>
             <w:tcMar>
               <w:top w:w="90" w:type="dxa"/>
               <w:start w:w="110" w:type="dxa"/>
@@ -2868,7 +2868,7 @@
         </w:tc>
         <w:tc>
           <w:tcPr>
-            <w:tcW w:type="dxa" w:w="6206"/>
+            <w:tcW w:w="0" w:type="auto"/>
             <w:tcMar>
               <w:top w:w="90" w:type="dxa"/>
               <w:start w:w="110" w:type="dxa"/>
@@ -2911,7 +2911,7 @@
         </w:trPr>
         <w:tc>
           <w:tcPr>
-            <w:tcW w:type="dxa" w:w="2700"/>
+            <w:tcW w:w="0" w:type="auto"/>
             <w:tcMar>
               <w:top w:w="90" w:type="dxa"/>
               <w:start w:w="110" w:type="dxa"/>
@@ -2950,7 +2950,7 @@
         </w:tc>
         <w:tc>
           <w:tcPr>
-            <w:tcW w:type="dxa" w:w="6206"/>
+            <w:tcW w:w="0" w:type="auto"/>
             <w:tcMar>
               <w:top w:w="90" w:type="dxa"/>
               <w:start w:w="110" w:type="dxa"/>
@@ -2993,7 +2993,7 @@
         </w:trPr>
         <w:tc>
           <w:tcPr>
-            <w:tcW w:type="dxa" w:w="2700"/>
+            <w:tcW w:w="0" w:type="auto"/>
             <w:tcMar>
               <w:top w:w="90" w:type="dxa"/>
               <w:start w:w="110" w:type="dxa"/>
@@ -3032,7 +3032,7 @@
         </w:tc>
         <w:tc>
           <w:tcPr>
-            <w:tcW w:type="dxa" w:w="6206"/>
+            <w:tcW w:w="0" w:type="auto"/>
             <w:tcMar>
               <w:top w:w="90" w:type="dxa"/>
               <w:start w:w="110" w:type="dxa"/>
@@ -3075,7 +3075,7 @@
         </w:trPr>
         <w:tc>
           <w:tcPr>
-            <w:tcW w:type="dxa" w:w="2700"/>
+            <w:tcW w:w="0" w:type="auto"/>
             <w:tcMar>
               <w:top w:w="90" w:type="dxa"/>
               <w:start w:w="110" w:type="dxa"/>
@@ -3114,7 +3114,7 @@
         </w:tc>
         <w:tc>
           <w:tcPr>
-            <w:tcW w:type="dxa" w:w="6206"/>
+            <w:tcW w:w="0" w:type="auto"/>
             <w:tcMar>
               <w:top w:w="90" w:type="dxa"/>
               <w:start w:w="110" w:type="dxa"/>
@@ -3169,7 +3169,7 @@
     </w:p>
     <w:tbl>
       <w:tblPr>
-        <w:tblW w:type="dxa" w:w="8906"/>
+        <w:tblW w:w="5000" w:type="pct"/>
         <w:jc w:val="left"/>
         <w:tblLayout w:type="fixed"/>
         <w:tblLook w:firstColumn="1" w:firstRow="1" w:lastColumn="0" w:lastRow="0" w:noHBand="0" w:noVBand="1" w:val="04A0"/>
@@ -3185,7 +3185,7 @@
         </w:trPr>
         <w:tc>
           <w:tcPr>
-            <w:tcW w:type="dxa" w:w="2700"/>
+            <w:tcW w:w="0" w:type="auto"/>
             <w:tcMar>
               <w:top w:w="90" w:type="dxa"/>
               <w:start w:w="110" w:type="dxa"/>
@@ -3224,7 +3224,7 @@
         </w:tc>
         <w:tc>
           <w:tcPr>
-            <w:tcW w:type="dxa" w:w="6206"/>
+            <w:tcW w:w="0" w:type="auto"/>
             <w:tcMar>
               <w:top w:w="90" w:type="dxa"/>
               <w:start w:w="110" w:type="dxa"/>
@@ -3286,7 +3286,7 @@
     </w:p>
     <w:tbl>
       <w:tblPr>
-        <w:tblW w:type="dxa" w:w="8906"/>
+        <w:tblW w:w="5000" w:type="pct"/>
         <w:jc w:val="left"/>
         <w:tblLayout w:type="fixed"/>
         <w:tblLook w:firstColumn="1" w:firstRow="1" w:lastColumn="0" w:lastRow="0" w:noHBand="0" w:noVBand="1" w:val="04A0"/>
@@ -3302,7 +3302,7 @@
         </w:trPr>
         <w:tc>
           <w:tcPr>
-            <w:tcW w:type="dxa" w:w="2700"/>
+            <w:tcW w:w="0" w:type="auto"/>
             <w:tcMar>
               <w:top w:w="90" w:type="dxa"/>
               <w:start w:w="110" w:type="dxa"/>
@@ -3341,7 +3341,7 @@
         </w:tc>
         <w:tc>
           <w:tcPr>
-            <w:tcW w:type="dxa" w:w="6206"/>
+            <w:tcW w:w="0" w:type="auto"/>
             <w:tcMar>
               <w:top w:w="90" w:type="dxa"/>
               <w:start w:w="110" w:type="dxa"/>
@@ -3387,7 +3387,7 @@
         </w:trPr>
         <w:tc>
           <w:tcPr>
-            <w:tcW w:type="dxa" w:w="2700"/>
+            <w:tcW w:w="0" w:type="auto"/>
             <w:tcMar>
               <w:top w:w="90" w:type="dxa"/>
               <w:start w:w="110" w:type="dxa"/>
@@ -3426,7 +3426,7 @@
         </w:tc>
         <w:tc>
           <w:tcPr>
-            <w:tcW w:type="dxa" w:w="6206"/>
+            <w:tcW w:w="0" w:type="auto"/>
             <w:tcMar>
               <w:top w:w="90" w:type="dxa"/>
               <w:start w:w="110" w:type="dxa"/>
@@ -3469,7 +3469,7 @@
         </w:trPr>
         <w:tc>
           <w:tcPr>
-            <w:tcW w:type="dxa" w:w="2700"/>
+            <w:tcW w:w="0" w:type="auto"/>
             <w:tcMar>
               <w:top w:w="90" w:type="dxa"/>
               <w:start w:w="110" w:type="dxa"/>
@@ -3508,7 +3508,7 @@
         </w:tc>
         <w:tc>
           <w:tcPr>
-            <w:tcW w:type="dxa" w:w="6206"/>
+            <w:tcW w:w="0" w:type="auto"/>
             <w:tcMar>
               <w:top w:w="90" w:type="dxa"/>
               <w:start w:w="110" w:type="dxa"/>
@@ -3551,7 +3551,7 @@
         </w:trPr>
         <w:tc>
           <w:tcPr>
-            <w:tcW w:type="dxa" w:w="2700"/>
+            <w:tcW w:w="0" w:type="auto"/>
             <w:tcMar>
               <w:top w:w="90" w:type="dxa"/>
               <w:start w:w="110" w:type="dxa"/>
@@ -3590,7 +3590,7 @@
         </w:tc>
         <w:tc>
           <w:tcPr>
-            <w:tcW w:type="dxa" w:w="6206"/>
+            <w:tcW w:w="0" w:type="auto"/>
             <w:tcMar>
               <w:top w:w="90" w:type="dxa"/>
               <w:start w:w="110" w:type="dxa"/>
@@ -3633,7 +3633,7 @@
         </w:trPr>
         <w:tc>
           <w:tcPr>
-            <w:tcW w:type="dxa" w:w="2700"/>
+            <w:tcW w:w="0" w:type="auto"/>
             <w:tcMar>
               <w:top w:w="90" w:type="dxa"/>
               <w:start w:w="110" w:type="dxa"/>
@@ -3672,7 +3672,7 @@
         </w:tc>
         <w:tc>
           <w:tcPr>
-            <w:tcW w:type="dxa" w:w="6206"/>
+            <w:tcW w:w="0" w:type="auto"/>
             <w:tcMar>
               <w:top w:w="90" w:type="dxa"/>
               <w:start w:w="110" w:type="dxa"/>
@@ -3727,7 +3727,7 @@
     </w:p>
     <w:tbl>
       <w:tblPr>
-        <w:tblW w:type="dxa" w:w="8906"/>
+        <w:tblW w:w="5000" w:type="pct"/>
         <w:jc w:val="left"/>
         <w:tblLayout w:type="fixed"/>
         <w:tblLook w:firstColumn="1" w:firstRow="1" w:lastColumn="0" w:lastRow="0" w:noHBand="0" w:noVBand="1" w:val="04A0"/>
@@ -3743,7 +3743,7 @@
         </w:trPr>
         <w:tc>
           <w:tcPr>
-            <w:tcW w:type="dxa" w:w="2700"/>
+            <w:tcW w:w="0" w:type="auto"/>
             <w:tcMar>
               <w:top w:w="90" w:type="dxa"/>
               <w:start w:w="110" w:type="dxa"/>
@@ -3782,7 +3782,7 @@
         </w:tc>
         <w:tc>
           <w:tcPr>
-            <w:tcW w:type="dxa" w:w="6206"/>
+            <w:tcW w:w="0" w:type="auto"/>
             <w:tcMar>
               <w:top w:w="90" w:type="dxa"/>
               <w:start w:w="110" w:type="dxa"/>
@@ -3827,7 +3827,7 @@
         </w:trPr>
         <w:tc>
           <w:tcPr>
-            <w:tcW w:type="dxa" w:w="2700"/>
+            <w:tcW w:w="0" w:type="auto"/>
             <w:tcMar>
               <w:top w:w="90" w:type="dxa"/>
               <w:start w:w="110" w:type="dxa"/>
@@ -3866,7 +3866,7 @@
         </w:tc>
         <w:tc>
           <w:tcPr>
-            <w:tcW w:type="dxa" w:w="6206"/>
+            <w:tcW w:w="0" w:type="auto"/>
             <w:tcMar>
               <w:top w:w="90" w:type="dxa"/>
               <w:start w:w="110" w:type="dxa"/>
@@ -3911,7 +3911,7 @@
         </w:trPr>
         <w:tc>
           <w:tcPr>
-            <w:tcW w:type="dxa" w:w="2700"/>
+            <w:tcW w:w="0" w:type="auto"/>
             <w:tcMar>
               <w:top w:w="90" w:type="dxa"/>
               <w:start w:w="110" w:type="dxa"/>
@@ -3950,7 +3950,7 @@
         </w:tc>
         <w:tc>
           <w:tcPr>
-            <w:tcW w:type="dxa" w:w="6206"/>
+            <w:tcW w:w="0" w:type="auto"/>
             <w:tcMar>
               <w:top w:w="90" w:type="dxa"/>
               <w:start w:w="110" w:type="dxa"/>
@@ -4007,7 +4007,7 @@
     </w:p>
     <w:tbl>
       <w:tblPr>
-        <w:tblW w:type="dxa" w:w="8906"/>
+        <w:tblW w:w="5000" w:type="pct"/>
         <w:jc w:val="left"/>
         <w:tblLayout w:type="fixed"/>
         <w:tblLook w:firstColumn="1" w:firstRow="1" w:lastColumn="0" w:lastRow="0" w:noHBand="0" w:noVBand="1" w:val="04A0"/>
@@ -4023,7 +4023,7 @@
         </w:trPr>
         <w:tc>
           <w:tcPr>
-            <w:tcW w:type="dxa" w:w="2700"/>
+            <w:tcW w:w="0" w:type="auto"/>
             <w:tcMar>
               <w:top w:w="90" w:type="dxa"/>
               <w:start w:w="110" w:type="dxa"/>
@@ -4062,7 +4062,7 @@
         </w:tc>
         <w:tc>
           <w:tcPr>
-            <w:tcW w:type="dxa" w:w="6206"/>
+            <w:tcW w:w="0" w:type="auto"/>
             <w:tcMar>
               <w:top w:w="90" w:type="dxa"/>
               <w:start w:w="110" w:type="dxa"/>
@@ -4105,7 +4105,7 @@
         </w:trPr>
         <w:tc>
           <w:tcPr>
-            <w:tcW w:type="dxa" w:w="2700"/>
+            <w:tcW w:w="0" w:type="auto"/>
             <w:tcMar>
               <w:top w:w="90" w:type="dxa"/>
               <w:start w:w="110" w:type="dxa"/>
@@ -4144,7 +4144,7 @@
         </w:tc>
         <w:tc>
           <w:tcPr>
-            <w:tcW w:type="dxa" w:w="6206"/>
+            <w:tcW w:w="0" w:type="auto"/>
             <w:tcMar>
               <w:top w:w="90" w:type="dxa"/>
               <w:start w:w="110" w:type="dxa"/>
@@ -4187,7 +4187,7 @@
         </w:trPr>
         <w:tc>
           <w:tcPr>
-            <w:tcW w:type="dxa" w:w="2700"/>
+            <w:tcW w:w="0" w:type="auto"/>
             <w:tcMar>
               <w:top w:w="90" w:type="dxa"/>
               <w:start w:w="110" w:type="dxa"/>
@@ -4226,7 +4226,7 @@
         </w:tc>
         <w:tc>
           <w:tcPr>
-            <w:tcW w:type="dxa" w:w="6206"/>
+            <w:tcW w:w="0" w:type="auto"/>
             <w:tcMar>
               <w:top w:w="90" w:type="dxa"/>
               <w:start w:w="110" w:type="dxa"/>
@@ -4269,7 +4269,7 @@
         </w:trPr>
         <w:tc>
           <w:tcPr>
-            <w:tcW w:type="dxa" w:w="2700"/>
+            <w:tcW w:w="0" w:type="auto"/>
             <w:tcMar>
               <w:top w:w="90" w:type="dxa"/>
               <w:start w:w="110" w:type="dxa"/>
@@ -4308,7 +4308,7 @@
         </w:tc>
         <w:tc>
           <w:tcPr>
-            <w:tcW w:type="dxa" w:w="6206"/>
+            <w:tcW w:w="0" w:type="auto"/>
             <w:tcMar>
               <w:top w:w="90" w:type="dxa"/>
               <w:start w:w="110" w:type="dxa"/>
@@ -4351,7 +4351,7 @@
         </w:trPr>
         <w:tc>
           <w:tcPr>
-            <w:tcW w:type="dxa" w:w="2700"/>
+            <w:tcW w:w="0" w:type="auto"/>
             <w:tcMar>
               <w:top w:w="90" w:type="dxa"/>
               <w:start w:w="110" w:type="dxa"/>
@@ -4390,7 +4390,7 @@
         </w:tc>
         <w:tc>
           <w:tcPr>
-            <w:tcW w:type="dxa" w:w="6206"/>
+            <w:tcW w:w="0" w:type="auto"/>
             <w:tcMar>
               <w:top w:w="90" w:type="dxa"/>
               <w:start w:w="110" w:type="dxa"/>
@@ -4433,7 +4433,7 @@
         </w:trPr>
         <w:tc>
           <w:tcPr>
-            <w:tcW w:type="dxa" w:w="2700"/>
+            <w:tcW w:w="0" w:type="auto"/>
             <w:tcMar>
               <w:top w:w="90" w:type="dxa"/>
               <w:start w:w="110" w:type="dxa"/>
@@ -4472,7 +4472,7 @@
         </w:tc>
         <w:tc>
           <w:tcPr>
-            <w:tcW w:type="dxa" w:w="6206"/>
+            <w:tcW w:w="0" w:type="auto"/>
             <w:tcMar>
               <w:top w:w="90" w:type="dxa"/>
               <w:start w:w="110" w:type="dxa"/>
